--- a/cases/lebron-vs-michael/published/LeBron Vs. Michael - Facilitator Guide.docx
+++ b/cases/lebron-vs-michael/published/LeBron Vs. Michael - Facilitator Guide.docx
@@ -436,7 +436,7 @@
           <w:sz w:val="21"/>
           <w:szCs w:val="21"/>
         </w:rPr>
-        <w:t xml:space="preserve">The graded 3-point metric itself does not flip here — LeBron leads it both before the twist (34.49% vs. 32.68%) and after (33.88% vs. 33.78%). That is itself worth putting to the room: "The twist changes the numbers but not the winner on this one metric — does a twist have to flip an answer to be worth taking seriously, or is confirming a real conclusion under new data still a real result?" Don't manufacture drama the real numbers don't support; the honest tension here is in the other stats the twist touches (free-throw%, rebounding), not in a reversal that isn't there.</w:t>
+        <w:t>The graded 3-point metric itself does not flip here — LeBron leads it both before the twist (34.49% vs. 32.68%) and after (33.88% vs. 33.78%). That is itself worth putting to the room: "The twist changes the numbers but not the winner on this one metric — does a twist have to flip an answer to be worth taking seriously, or is confirming a real conclusion under new data still a real result?" Don't manufacture drama the real numbers don't support. But one real stat DOES flip, and it's worth naming after the room has sat with the non-flip above. Appendix A/B's Blocks column: Jordan leads the regular-season rate (0.83/gm vs. LeBron's 0.75/gm) — a real, if modest, edge for a guard/wing not known as a shot-blocker. In the playoffs, LeBron leads instead (0.95/gm vs. Jordan's 0.88/gm). A Hero who cited Jordan's regular-season block rate as part of an all-around, plays-winning-defense argument has a real, concrete reason to reconsider that specific claim under playoff data — this is the genuine reversal the twist was built to test, even though it isn't on the case's own graded metric. Ask: "We just found a real example where playoffs DO flip a stat, right next to four where they don't — what does that tell you about which comparisons are actually stable and which ones you got lucky on?"</w:t>
       </w:r>
     </w:p>
     <w:p>
